--- a/samples/demo_tender/Instructions to Tenderers.docx
+++ b/samples/demo_tender/Instructions to Tenderers.docx
@@ -30,7 +30,12 @@
     </w:p>
     <w:p>
       <w:r>
-        <w:t>Tenders must be returned by 12:00 noon on 31 October 2026. Late tenders will not be considered.</w:t>
+        <w:t>1.1 Tenders must be returned through the Employer's e-tendering portal by 12:00 noon on 31 October 2026.</w:t>
+      </w:r>
+    </w:p>
+    <w:p>
+      <w:r>
+        <w:t>1.2 Late tenders will not be considered.</w:t>
       </w:r>
     </w:p>
     <w:p>
@@ -43,7 +48,17 @@
     </w:p>
     <w:p>
       <w:r>
-        <w:t>Clarification questions must be submitted no later than 10 working days before the tender return date. Questions received after this date will not be answered.</w:t>
+        <w:t>2.1 Clarification questions must be submitted no later than 10 working days before the tender return date. Questions received after this date will not be answered.</w:t>
+      </w:r>
+    </w:p>
+    <w:p>
+      <w:r>
+        <w:t>2.2 All questions and answers will be shared with every tenderer without naming the tenderer who asked.</w:t>
+      </w:r>
+    </w:p>
+    <w:p>
+      <w:r>
+        <w:br w:type="page"/>
       </w:r>
     </w:p>
     <w:p>
@@ -51,12 +66,18 @@
         <w:pStyle w:val="Heading1"/>
       </w:pPr>
       <w:r>
+        <w:lastRenderedPageBreak/>
         <w:t>3. Form of contract</w:t>
       </w:r>
     </w:p>
     <w:p>
       <w:r>
-        <w:t>The contract will be the NEC4 Engineering and Construction Contract, Option A, amended by the Schedule of Amendments included in this tender pack.</w:t>
+        <w:t>3.1 The contract will be the NEC4 Engineering and Construction Contract, Option A, amended by the Schedule of Amendments included in this tender pack.</w:t>
+      </w:r>
+    </w:p>
+    <w:p>
+      <w:r>
+        <w:t>3.2 The Contractor's design is limited to the mechanical and electrical services.</w:t>
       </w:r>
     </w:p>
     <w:p>
@@ -69,7 +90,12 @@
     </w:p>
     <w:p>
       <w:r>
-        <w:t>Tenders will be evaluated 70% on price and 30% on quality.</w:t>
+        <w:t>4.1 Tenders will be evaluated 70% on price and 30% on quality.</w:t>
+      </w:r>
+    </w:p>
+    <w:p>
+      <w:r>
+        <w:t>4.2 Qualified tenders may be rejected at the Employer's sole discretion.</w:t>
       </w:r>
     </w:p>
     <w:p>
@@ -77,24 +103,12 @@
         <w:pStyle w:val="Heading1"/>
       </w:pPr>
       <w:r>
-        <w:t>5. Qualifications</w:t>
-      </w:r>
-    </w:p>
-    <w:p>
-      <w:r>
-        <w:t>Qualified tenders may be rejected at the Employer's sole discretion.</w:t>
-      </w:r>
-    </w:p>
-    <w:p>
-      <w:pPr>
-        <w:pStyle w:val="Heading1"/>
-      </w:pPr>
-      <w:r>
-        <w:t>Key dates</w:t>
+        <w:t>5. Key dates</w:t>
       </w:r>
     </w:p>
     <w:tbl>
       <w:tblPr>
+        <w:tblStyle w:val="TableGrid"/>
         <w:tblW w:type="auto" w:w="0"/>
         <w:tblLook w:firstColumn="1" w:firstRow="1" w:lastColumn="0" w:lastRow="0" w:noHBand="0" w:noVBand="1" w:val="04A0"/>
       </w:tblPr>
@@ -120,6 +134,28 @@
           <w:p>
             <w:r>
               <w:t>Date</w:t>
+            </w:r>
+          </w:p>
+        </w:tc>
+      </w:tr>
+      <w:tr>
+        <w:tc>
+          <w:tcPr>
+            <w:tcW w:type="dxa" w:w="4320"/>
+          </w:tcPr>
+          <w:p>
+            <w:r>
+              <w:t>Tender return</w:t>
+            </w:r>
+          </w:p>
+        </w:tc>
+        <w:tc>
+          <w:tcPr>
+            <w:tcW w:type="dxa" w:w="4320"/>
+          </w:tcPr>
+          <w:p>
+            <w:r>
+              <w:t>31 October 2026</w:t>
             </w:r>
           </w:p>
         </w:tc>
@@ -169,6 +205,11 @@
         </w:tc>
       </w:tr>
     </w:tbl>
+    <w:p>
+      <w:r>
+        <w:t>5.1 The Employer does not intend to agree any extension to the Completion Date at tender stage.</w:t>
+      </w:r>
+    </w:p>
     <w:sectPr>
       <w:pgSz w:w="12240" w:h="15840"/>
       <w:pgMar w:top="1440" w:right="1800" w:bottom="1440" w:left="1800" w:header="720" w:footer="720" w:gutter="0"/>
